--- a/public/uploads/swakelola/sppg/C. 6. Dokumentasi Fisik Kegiatan dan Hasil Pekerjaan SPPG.docx
+++ b/public/uploads/swakelola/sppg/C. 6. Dokumentasi Fisik Kegiatan dan Hasil Pekerjaan SPPG.docx
@@ -4,42 +4,47 @@
   <w:body>
     <w:p>
       <w:pPr>
-        <w:spacing w:before="0" w:after="40"/>
+        <w:spacing w:before="0" w:after="200" w:line="240" w:lineRule="auto"/>
         <w:jc w:val="center"/>
       </w:pPr>
       <w:r>
-        <w:rPr>
-          <w:rFonts w:ascii="Arial" w:hAnsi="Arial"/>
-          <w:b/>
-          <w:sz w:val="22"/>
-        </w:rPr>
-        <w:t>KEMENTERIAN PEKERJAAN UMUM</w:t>
-        <w:br/>
-        <w:t>DIREKTORAT JENDERAL PRASARANA STRATEGIS</w:t>
-        <w:br/>
-        <w:t>SATUAN KERJA PELAKSANAAN PRASARANA STRATEGIS RIAU</w:t>
-        <w:br/>
+        <w:drawing>
+          <wp:inline xmlns:a="http://schemas.openxmlformats.org/drawingml/2006/main" xmlns:pic="http://schemas.openxmlformats.org/drawingml/2006/picture">
+            <wp:extent cx="5940000" cy="876504"/>
+            <wp:docPr id="1" name="Picture 1"/>
+            <wp:cNvGraphicFramePr>
+              <a:graphicFrameLocks noChangeAspect="1"/>
+            </wp:cNvGraphicFramePr>
+            <a:graphic>
+              <a:graphicData uri="http://schemas.openxmlformats.org/drawingml/2006/picture">
+                <pic:pic>
+                  <pic:nvPicPr>
+                    <pic:cNvPr id="0" name="1775466518_6770018a33b3f91eebd0.png"/>
+                    <pic:cNvPicPr/>
+                  </pic:nvPicPr>
+                  <pic:blipFill>
+                    <a:blip r:embed="rId9"/>
+                    <a:stretch>
+                      <a:fillRect/>
+                    </a:stretch>
+                  </pic:blipFill>
+                  <pic:spPr>
+                    <a:xfrm>
+                      <a:off x="0" y="0"/>
+                      <a:ext cx="5940000" cy="876504"/>
+                    </a:xfrm>
+                    <a:prstGeom prst="rect"/>
+                  </pic:spPr>
+                </pic:pic>
+              </a:graphicData>
+            </a:graphic>
+          </wp:inline>
+        </w:drawing>
       </w:r>
     </w:p>
     <w:p>
       <w:pPr>
-        <w:spacing w:before="0" w:after="160"/>
-        <w:jc w:val="center"/>
-      </w:pPr>
-      <w:r>
-        <w:rPr>
-          <w:rFonts w:ascii="Arial" w:hAnsi="Arial"/>
-          <w:color w:val="787878"/>
-          <w:sz w:val="17"/>
-        </w:rPr>
-        <w:t>Jalan Bakti, Ruko Komplek Mutiara Asri Garden, Sidomulyo Timur, Marpoyan Damai, Pekanbaru</w:t>
-        <w:br/>
-        <w:t>—————————————————————————————————————————————————————————————————</w:t>
-      </w:r>
-    </w:p>
-    <w:p>
-      <w:pPr>
-        <w:spacing w:before="160" w:after="200"/>
+        <w:spacing w:before="40" w:after="40" w:line="276" w:lineRule="auto"/>
         <w:jc w:val="center"/>
       </w:pPr>
       <w:r>
@@ -49,97 +54,94 @@
           <w:sz w:val="23"/>
         </w:rPr>
         <w:t>ALBUM DOKUMENTASI FISIK KEGIATAN DAN HASIL PEKERJAAN</w:t>
-        <w:br/>
-      </w:r>
-      <w:r>
-        <w:rPr>
-          <w:rFonts w:ascii="Arial" w:hAnsi="Arial"/>
-          <w:b/>
-          <w:sz w:val="23"/>
-        </w:rPr>
-        <w:t>ADMINISTRASI KEGIATAN PEMBANGUNAN GEDUNG SPPG PROVINSI RIAU</w:t>
-        <w:br/>
-      </w:r>
-      <w:r>
-        <w:rPr>
-          <w:rFonts w:ascii="Arial" w:hAnsi="Arial"/>
-          <w:b/>
-          <w:sz w:val="23"/>
-        </w:rPr>
-        <w:t>SATUAN KERJA PELAKSANAAN PRASARANA STRATEGIS RIAU</w:t>
-        <w:br/>
-      </w:r>
-      <w:r>
-        <w:rPr>
-          <w:rFonts w:ascii="Arial" w:hAnsi="Arial"/>
-          <w:b/>
-          <w:sz w:val="23"/>
-        </w:rPr>
-        <w:t>TAHUN ANGGARAN 2025</w:t>
       </w:r>
     </w:p>
     <w:p>
       <w:pPr>
-        <w:spacing w:before="0" w:after="200"/>
+        <w:spacing w:before="0" w:after="40" w:line="276" w:lineRule="auto"/>
         <w:jc w:val="center"/>
       </w:pPr>
       <w:r>
         <w:rPr>
           <w:rFonts w:ascii="Arial" w:hAnsi="Arial"/>
-          <w:i/>
-          <w:sz w:val="20"/>
+          <w:b/>
+          <w:sz w:val="22"/>
         </w:rPr>
-        <w:t>Lampiran Bukti Dukung Pelaksanaan Swakelola Tipe I</w:t>
-      </w:r>
-    </w:p>
-    <w:p>
-      <w:r>
-        <w:rPr>
-          <w:rFonts w:ascii="Arial" w:hAnsi="Arial"/>
-          <w:sz w:val="19"/>
-        </w:rPr>
-        <w:t>Dokumentasi di bawah ini menghimpun bukti visual pelaksanaan kegiatan di lapangan yang mencakup survei calon lokasi pembangunan gedung SPPG, koordinasi dengan instansi daerah dan pusat, verifikasi batas lahan, serta administrasi pelaporan:</w:t>
-        <w:br/>
+        <w:t>ADMINISTRASI KEGIATAN PEMBANGUNAN GEDUNG SPPG PROVINSI RIAU</w:t>
       </w:r>
     </w:p>
     <w:p>
       <w:pPr>
-        <w:spacing w:before="200" w:after="80"/>
+        <w:spacing w:before="0" w:after="200" w:line="276" w:lineRule="auto"/>
+        <w:jc w:val="center"/>
       </w:pPr>
       <w:r>
         <w:rPr>
           <w:rFonts w:ascii="Arial" w:hAnsi="Arial"/>
           <w:b/>
-          <w:sz w:val="20"/>
+          <w:sz w:val="22"/>
         </w:rPr>
-        <w:t>• Survei Calon Lokasi dan Pengukuran MC-0 Gedung SPPG Kabupaten Kampar</w:t>
+        <w:t>SATUAN KERJA PELAKSANAAN PRASARANA STRATEGIS RIAU TA 2025</w:t>
+      </w:r>
+    </w:p>
+    <w:p>
+      <w:pPr>
+        <w:spacing w:before="0" w:after="120" w:line="300" w:lineRule="auto"/>
+        <w:jc w:val="both"/>
+      </w:pPr>
+      <w:r>
+        <w:rPr>
+          <w:rFonts w:ascii="Arial" w:hAnsi="Arial"/>
+          <w:b w:val="0"/>
+          <w:sz w:val="21"/>
+        </w:rPr>
+        <w:t>Berikut adalah dokumentasi visual pelaksanaan kegiatan survei kesiapan lokasi lahan, koordinasi teknis lintas instansi, serta monitoring dan evaluasi lapangan pembangunan Gedung Satuan Pelayanan Pemenuhan Gizi (SPPG) di Provinsi Riau Tahun Anggaran 2025:</w:t>
       </w:r>
     </w:p>
     <w:tbl>
       <w:tblPr>
         <w:tblW w:type="auto" w:w="0"/>
         <w:jc w:val="center"/>
+        <w:tblLayout w:type="fixed"/>
         <w:tblLook w:firstColumn="1" w:firstRow="1" w:lastColumn="0" w:lastRow="0" w:noHBand="0" w:noVBand="1" w:val="04A0"/>
+        <w:tblBorders>
+          <w:top w:val="single" w:sz="4" w:space="0" w:color="444444"/>
+          <w:left w:val="single" w:sz="4" w:space="0" w:color="444444"/>
+          <w:bottom w:val="single" w:sz="4" w:space="0" w:color="444444"/>
+          <w:right w:val="single" w:sz="4" w:space="0" w:color="444444"/>
+          <w:insideH w:val="single" w:sz="4" w:space="0" w:color="444444"/>
+          <w:insideV w:val="single" w:sz="4" w:space="0" w:color="444444"/>
+        </w:tblBorders>
       </w:tblPr>
       <w:tblGrid>
-        <w:gridCol w:w="4320"/>
-        <w:gridCol w:w="4320"/>
+        <w:gridCol w:w="4677"/>
+        <w:gridCol w:w="4677"/>
       </w:tblGrid>
       <w:tr>
+        <w:trPr>
+          <w:cantSplit/>
+        </w:trPr>
         <w:tc>
           <w:tcPr>
-            <w:tcW w:type="dxa" w:w="4320"/>
+            <w:tcW w:type="dxa" w:w="4677"/>
+            <w:vAlign w:val="center"/>
+            <w:tcMar>
+              <w:top w:w="80" w:type="dxa"/>
+              <w:bottom w:w="80" w:type="dxa"/>
+              <w:left w:w="80" w:type="dxa"/>
+              <w:right w:w="80" w:type="dxa"/>
+            </w:tcMar>
           </w:tcPr>
           <w:p>
             <w:pPr>
-              <w:spacing w:before="80" w:after="80"/>
+              <w:spacing w:before="40" w:after="40"/>
               <w:jc w:val="center"/>
             </w:pPr>
             <w:r>
               <w:drawing>
                 <wp:inline xmlns:a="http://schemas.openxmlformats.org/drawingml/2006/main" xmlns:pic="http://schemas.openxmlformats.org/drawingml/2006/picture">
-                  <wp:extent cx="2743200" cy="3935510"/>
-                  <wp:docPr id="1" name="Picture 1"/>
+                  <wp:extent cx="2664000" cy="3821886"/>
+                  <wp:docPr id="2" name="Picture 2"/>
                   <wp:cNvGraphicFramePr>
                     <a:graphicFrameLocks noChangeAspect="1"/>
                   </wp:cNvGraphicFramePr>
@@ -147,11 +149,11 @@
                     <a:graphicData uri="http://schemas.openxmlformats.org/drawingml/2006/picture">
                       <pic:pic>
                         <pic:nvPicPr>
-                          <pic:cNvPr id="0" name="SPPD SPPG KAMPAR OKTOBER (SPM 00445A)_p26_img1.jpeg"/>
+                          <pic:cNvPr id="0" name="photo_1.jpeg"/>
                           <pic:cNvPicPr/>
                         </pic:nvPicPr>
                         <pic:blipFill>
-                          <a:blip r:embed="rId9"/>
+                          <a:blip r:embed="rId10"/>
                           <a:stretch>
                             <a:fillRect/>
                           </a:stretch>
@@ -159,7 +161,7 @@
                         <pic:spPr>
                           <a:xfrm>
                             <a:off x="0" y="0"/>
-                            <a:ext cx="2743200" cy="3935510"/>
+                            <a:ext cx="2664000" cy="3821886"/>
                           </a:xfrm>
                           <a:prstGeom prst="rect"/>
                         </pic:spPr>
@@ -173,18 +175,25 @@
         </w:tc>
         <w:tc>
           <w:tcPr>
-            <w:tcW w:type="dxa" w:w="4320"/>
+            <w:tcW w:type="dxa" w:w="4677"/>
+            <w:vAlign w:val="center"/>
+            <w:tcMar>
+              <w:top w:w="80" w:type="dxa"/>
+              <w:bottom w:w="80" w:type="dxa"/>
+              <w:left w:w="80" w:type="dxa"/>
+              <w:right w:w="80" w:type="dxa"/>
+            </w:tcMar>
           </w:tcPr>
           <w:p>
             <w:pPr>
-              <w:spacing w:before="80" w:after="80"/>
+              <w:spacing w:before="40" w:after="40"/>
               <w:jc w:val="center"/>
             </w:pPr>
             <w:r>
               <w:drawing>
                 <wp:inline xmlns:a="http://schemas.openxmlformats.org/drawingml/2006/main" xmlns:pic="http://schemas.openxmlformats.org/drawingml/2006/picture">
-                  <wp:extent cx="2743200" cy="3880826"/>
-                  <wp:docPr id="2" name="Picture 2"/>
+                  <wp:extent cx="2664000" cy="3768781"/>
+                  <wp:docPr id="3" name="Picture 3"/>
                   <wp:cNvGraphicFramePr>
                     <a:graphicFrameLocks noChangeAspect="1"/>
                   </wp:cNvGraphicFramePr>
@@ -192,11 +201,11 @@
                     <a:graphicData uri="http://schemas.openxmlformats.org/drawingml/2006/picture">
                       <pic:pic>
                         <pic:nvPicPr>
-                          <pic:cNvPr id="0" name="SPPD SPPG KAMPAR (SPM 00556A)_p27_img1.jpeg"/>
+                          <pic:cNvPr id="0" name="photo_2.jpeg"/>
                           <pic:cNvPicPr/>
                         </pic:nvPicPr>
                         <pic:blipFill>
-                          <a:blip r:embed="rId10"/>
+                          <a:blip r:embed="rId11"/>
                           <a:stretch>
                             <a:fillRect/>
                           </a:stretch>
@@ -204,7 +213,7 @@
                         <pic:spPr>
                           <a:xfrm>
                             <a:off x="0" y="0"/>
-                            <a:ext cx="2743200" cy="3880826"/>
+                            <a:ext cx="2664000" cy="3768781"/>
                           </a:xfrm>
                           <a:prstGeom prst="rect"/>
                         </pic:spPr>
@@ -217,45 +226,129 @@
           </w:p>
         </w:tc>
       </w:tr>
+      <w:tr>
+        <w:trPr>
+          <w:cantSplit/>
+        </w:trPr>
+        <w:tc>
+          <w:tcPr>
+            <w:tcW w:type="dxa" w:w="4677"/>
+            <w:vAlign w:val="center"/>
+            <w:tcMar>
+              <w:top w:w="60" w:type="dxa"/>
+              <w:bottom w:w="60" w:type="dxa"/>
+              <w:left w:w="100" w:type="dxa"/>
+              <w:right w:w="100" w:type="dxa"/>
+            </w:tcMar>
+            <w:shd w:fill="F2F4F8"/>
+          </w:tcPr>
+          <w:p>
+            <w:pPr>
+              <w:spacing w:before="0" w:after="0" w:line="276" w:lineRule="auto"/>
+              <w:jc w:val="both"/>
+            </w:pPr>
+            <w:r>
+              <w:rPr>
+                <w:rFonts w:ascii="Arial" w:hAnsi="Arial"/>
+                <w:b/>
+                <w:sz w:val="18"/>
+              </w:rPr>
+              <w:t xml:space="preserve">Dokumentasi 1: </w:t>
+            </w:r>
+            <w:r>
+              <w:rPr>
+                <w:rFonts w:ascii="Arial" w:hAnsi="Arial"/>
+                <w:sz w:val="18"/>
+              </w:rPr>
+              <w:t>Pelaksanaan Survei dan Verifikasi Kesiapan Lokasi Pembangunan Gedung SPPG di Kabupaten Kampar (Oktober 2025)</w:t>
+            </w:r>
+          </w:p>
+        </w:tc>
+        <w:tc>
+          <w:tcPr>
+            <w:tcW w:type="dxa" w:w="4677"/>
+            <w:vAlign w:val="center"/>
+            <w:tcMar>
+              <w:top w:w="60" w:type="dxa"/>
+              <w:bottom w:w="60" w:type="dxa"/>
+              <w:left w:w="100" w:type="dxa"/>
+              <w:right w:w="100" w:type="dxa"/>
+            </w:tcMar>
+            <w:shd w:fill="F2F4F8"/>
+          </w:tcPr>
+          <w:p>
+            <w:pPr>
+              <w:spacing w:before="0" w:after="0" w:line="276" w:lineRule="auto"/>
+              <w:jc w:val="both"/>
+            </w:pPr>
+            <w:r>
+              <w:rPr>
+                <w:rFonts w:ascii="Arial" w:hAnsi="Arial"/>
+                <w:b/>
+                <w:sz w:val="18"/>
+              </w:rPr>
+              <w:t xml:space="preserve">Dokumentasi 2: </w:t>
+            </w:r>
+            <w:r>
+              <w:rPr>
+                <w:rFonts w:ascii="Arial" w:hAnsi="Arial"/>
+                <w:sz w:val="18"/>
+              </w:rPr>
+              <w:t>Peninjauan Lapangan dan Pengukuran Titik Lokasi Lahan Gedung SPPG Bersama Perangkat Daerah di Kabupaten Kampar</w:t>
+            </w:r>
+          </w:p>
+        </w:tc>
+      </w:tr>
     </w:tbl>
     <w:p>
       <w:pPr>
-        <w:spacing w:before="200" w:after="80"/>
+        <w:spacing w:before="0" w:after="120"/>
       </w:pPr>
-      <w:r>
-        <w:rPr>
-          <w:rFonts w:ascii="Arial" w:hAnsi="Arial"/>
-          <w:b/>
-          <w:sz w:val="20"/>
-        </w:rPr>
-        <w:t>• Peninjauan Batas Lahan dan Koordinasi Lapangan SPPG Kota Dumai</w:t>
-      </w:r>
     </w:p>
     <w:tbl>
       <w:tblPr>
         <w:tblW w:type="auto" w:w="0"/>
         <w:jc w:val="center"/>
+        <w:tblLayout w:type="fixed"/>
         <w:tblLook w:firstColumn="1" w:firstRow="1" w:lastColumn="0" w:lastRow="0" w:noHBand="0" w:noVBand="1" w:val="04A0"/>
+        <w:tblBorders>
+          <w:top w:val="single" w:sz="4" w:space="0" w:color="444444"/>
+          <w:left w:val="single" w:sz="4" w:space="0" w:color="444444"/>
+          <w:bottom w:val="single" w:sz="4" w:space="0" w:color="444444"/>
+          <w:right w:val="single" w:sz="4" w:space="0" w:color="444444"/>
+          <w:insideH w:val="single" w:sz="4" w:space="0" w:color="444444"/>
+          <w:insideV w:val="single" w:sz="4" w:space="0" w:color="444444"/>
+        </w:tblBorders>
       </w:tblPr>
       <w:tblGrid>
-        <w:gridCol w:w="4320"/>
-        <w:gridCol w:w="4320"/>
+        <w:gridCol w:w="4677"/>
+        <w:gridCol w:w="4677"/>
       </w:tblGrid>
       <w:tr>
+        <w:trPr>
+          <w:cantSplit/>
+        </w:trPr>
         <w:tc>
           <w:tcPr>
-            <w:tcW w:type="dxa" w:w="4320"/>
+            <w:tcW w:type="dxa" w:w="4677"/>
+            <w:vAlign w:val="center"/>
+            <w:tcMar>
+              <w:top w:w="80" w:type="dxa"/>
+              <w:bottom w:w="80" w:type="dxa"/>
+              <w:left w:w="80" w:type="dxa"/>
+              <w:right w:w="80" w:type="dxa"/>
+            </w:tcMar>
           </w:tcPr>
           <w:p>
             <w:pPr>
-              <w:spacing w:before="80" w:after="80"/>
+              <w:spacing w:before="40" w:after="40"/>
               <w:jc w:val="center"/>
             </w:pPr>
             <w:r>
               <w:drawing>
                 <wp:inline xmlns:a="http://schemas.openxmlformats.org/drawingml/2006/main" xmlns:pic="http://schemas.openxmlformats.org/drawingml/2006/picture">
-                  <wp:extent cx="2743200" cy="3897068"/>
-                  <wp:docPr id="3" name="Picture 3"/>
+                  <wp:extent cx="2664000" cy="3784554"/>
+                  <wp:docPr id="4" name="Picture 4"/>
                   <wp:cNvGraphicFramePr>
                     <a:graphicFrameLocks noChangeAspect="1"/>
                   </wp:cNvGraphicFramePr>
@@ -263,11 +356,11 @@
                     <a:graphicData uri="http://schemas.openxmlformats.org/drawingml/2006/picture">
                       <pic:pic>
                         <pic:nvPicPr>
-                          <pic:cNvPr id="0" name="SPPD DUMAI SIAK SPPG NOV (SPM 00483A)_p42_img1.jpeg"/>
+                          <pic:cNvPr id="0" name="photo_3.jpeg"/>
                           <pic:cNvPicPr/>
                         </pic:nvPicPr>
                         <pic:blipFill>
-                          <a:blip r:embed="rId11"/>
+                          <a:blip r:embed="rId12"/>
                           <a:stretch>
                             <a:fillRect/>
                           </a:stretch>
@@ -275,7 +368,7 @@
                         <pic:spPr>
                           <a:xfrm>
                             <a:off x="0" y="0"/>
-                            <a:ext cx="2743200" cy="3897068"/>
+                            <a:ext cx="2664000" cy="3784554"/>
                           </a:xfrm>
                           <a:prstGeom prst="rect"/>
                         </pic:spPr>
@@ -289,18 +382,25 @@
         </w:tc>
         <w:tc>
           <w:tcPr>
-            <w:tcW w:type="dxa" w:w="4320"/>
+            <w:tcW w:type="dxa" w:w="4677"/>
+            <w:vAlign w:val="center"/>
+            <w:tcMar>
+              <w:top w:w="80" w:type="dxa"/>
+              <w:bottom w:w="80" w:type="dxa"/>
+              <w:left w:w="80" w:type="dxa"/>
+              <w:right w:w="80" w:type="dxa"/>
+            </w:tcMar>
           </w:tcPr>
           <w:p>
             <w:pPr>
-              <w:spacing w:before="80" w:after="80"/>
+              <w:spacing w:before="40" w:after="40"/>
               <w:jc w:val="center"/>
             </w:pPr>
             <w:r>
               <w:drawing>
                 <wp:inline xmlns:a="http://schemas.openxmlformats.org/drawingml/2006/main" xmlns:pic="http://schemas.openxmlformats.org/drawingml/2006/picture">
-                  <wp:extent cx="2743200" cy="4268402"/>
-                  <wp:docPr id="4" name="Picture 4"/>
+                  <wp:extent cx="2664000" cy="4145167"/>
+                  <wp:docPr id="5" name="Picture 5"/>
                   <wp:cNvGraphicFramePr>
                     <a:graphicFrameLocks noChangeAspect="1"/>
                   </wp:cNvGraphicFramePr>
@@ -308,11 +408,11 @@
                     <a:graphicData uri="http://schemas.openxmlformats.org/drawingml/2006/picture">
                       <pic:pic>
                         <pic:nvPicPr>
-                          <pic:cNvPr id="0" name="SPPD DUMAI SIAK SPPG NOV (SPM 00483A)_p38_img1.jpeg"/>
+                          <pic:cNvPr id="0" name="photo_4.jpeg"/>
                           <pic:cNvPicPr/>
                         </pic:nvPicPr>
                         <pic:blipFill>
-                          <a:blip r:embed="rId12"/>
+                          <a:blip r:embed="rId13"/>
                           <a:stretch>
                             <a:fillRect/>
                           </a:stretch>
@@ -320,7 +420,7 @@
                         <pic:spPr>
                           <a:xfrm>
                             <a:off x="0" y="0"/>
-                            <a:ext cx="2743200" cy="4268402"/>
+                            <a:ext cx="2664000" cy="4145167"/>
                           </a:xfrm>
                           <a:prstGeom prst="rect"/>
                         </pic:spPr>
@@ -333,45 +433,129 @@
           </w:p>
         </w:tc>
       </w:tr>
+      <w:tr>
+        <w:trPr>
+          <w:cantSplit/>
+        </w:trPr>
+        <w:tc>
+          <w:tcPr>
+            <w:tcW w:type="dxa" w:w="4677"/>
+            <w:vAlign w:val="center"/>
+            <w:tcMar>
+              <w:top w:w="60" w:type="dxa"/>
+              <w:bottom w:w="60" w:type="dxa"/>
+              <w:left w:w="100" w:type="dxa"/>
+              <w:right w:w="100" w:type="dxa"/>
+            </w:tcMar>
+            <w:shd w:fill="F2F4F8"/>
+          </w:tcPr>
+          <w:p>
+            <w:pPr>
+              <w:spacing w:before="0" w:after="0" w:line="276" w:lineRule="auto"/>
+              <w:jc w:val="both"/>
+            </w:pPr>
+            <w:r>
+              <w:rPr>
+                <w:rFonts w:ascii="Arial" w:hAnsi="Arial"/>
+                <w:b/>
+                <w:sz w:val="18"/>
+              </w:rPr>
+              <w:t xml:space="preserve">Dokumentasi 3: </w:t>
+            </w:r>
+            <w:r>
+              <w:rPr>
+                <w:rFonts w:ascii="Arial" w:hAnsi="Arial"/>
+                <w:sz w:val="18"/>
+              </w:rPr>
+              <w:t>Koordinasi Teknis dan Pemeriksaan Kesiapan Lahan Pembangunan Gedung SPPG di Kota Dumai (Oktober 2025)</w:t>
+            </w:r>
+          </w:p>
+        </w:tc>
+        <w:tc>
+          <w:tcPr>
+            <w:tcW w:type="dxa" w:w="4677"/>
+            <w:vAlign w:val="center"/>
+            <w:tcMar>
+              <w:top w:w="60" w:type="dxa"/>
+              <w:bottom w:w="60" w:type="dxa"/>
+              <w:left w:w="100" w:type="dxa"/>
+              <w:right w:w="100" w:type="dxa"/>
+            </w:tcMar>
+            <w:shd w:fill="F2F4F8"/>
+          </w:tcPr>
+          <w:p>
+            <w:pPr>
+              <w:spacing w:before="0" w:after="0" w:line="276" w:lineRule="auto"/>
+              <w:jc w:val="both"/>
+            </w:pPr>
+            <w:r>
+              <w:rPr>
+                <w:rFonts w:ascii="Arial" w:hAnsi="Arial"/>
+                <w:b/>
+                <w:sz w:val="18"/>
+              </w:rPr>
+              <w:t xml:space="preserve">Dokumentasi 4: </w:t>
+            </w:r>
+            <w:r>
+              <w:rPr>
+                <w:rFonts w:ascii="Arial" w:hAnsi="Arial"/>
+                <w:sz w:val="18"/>
+              </w:rPr>
+              <w:t>Verifikasi Kondisi Eksisting Tapak dan Aksesibilitas Lokasi Pembangunan Gedung SPPG di Kota Dumai</w:t>
+            </w:r>
+          </w:p>
+        </w:tc>
+      </w:tr>
     </w:tbl>
     <w:p>
       <w:pPr>
-        <w:spacing w:before="200" w:after="80"/>
+        <w:spacing w:before="0" w:after="120"/>
       </w:pPr>
-      <w:r>
-        <w:rPr>
-          <w:rFonts w:ascii="Arial" w:hAnsi="Arial"/>
-          <w:b/>
-          <w:sz w:val="20"/>
-        </w:rPr>
-        <w:t>• Monitoring Lapangan dan Koordinasi Kesiapan Lahan SPPG Kabupaten Siak</w:t>
-      </w:r>
     </w:p>
     <w:tbl>
       <w:tblPr>
         <w:tblW w:type="auto" w:w="0"/>
         <w:jc w:val="center"/>
+        <w:tblLayout w:type="fixed"/>
         <w:tblLook w:firstColumn="1" w:firstRow="1" w:lastColumn="0" w:lastRow="0" w:noHBand="0" w:noVBand="1" w:val="04A0"/>
+        <w:tblBorders>
+          <w:top w:val="single" w:sz="4" w:space="0" w:color="444444"/>
+          <w:left w:val="single" w:sz="4" w:space="0" w:color="444444"/>
+          <w:bottom w:val="single" w:sz="4" w:space="0" w:color="444444"/>
+          <w:right w:val="single" w:sz="4" w:space="0" w:color="444444"/>
+          <w:insideH w:val="single" w:sz="4" w:space="0" w:color="444444"/>
+          <w:insideV w:val="single" w:sz="4" w:space="0" w:color="444444"/>
+        </w:tblBorders>
       </w:tblPr>
       <w:tblGrid>
-        <w:gridCol w:w="4320"/>
-        <w:gridCol w:w="4320"/>
+        <w:gridCol w:w="4677"/>
+        <w:gridCol w:w="4677"/>
       </w:tblGrid>
       <w:tr>
+        <w:trPr>
+          <w:cantSplit/>
+        </w:trPr>
         <w:tc>
           <w:tcPr>
-            <w:tcW w:type="dxa" w:w="4320"/>
+            <w:tcW w:type="dxa" w:w="4677"/>
+            <w:vAlign w:val="center"/>
+            <w:tcMar>
+              <w:top w:w="80" w:type="dxa"/>
+              <w:bottom w:w="80" w:type="dxa"/>
+              <w:left w:w="80" w:type="dxa"/>
+              <w:right w:w="80" w:type="dxa"/>
+            </w:tcMar>
           </w:tcPr>
           <w:p>
             <w:pPr>
-              <w:spacing w:before="80" w:after="80"/>
+              <w:spacing w:before="40" w:after="40"/>
               <w:jc w:val="center"/>
             </w:pPr>
             <w:r>
               <w:drawing>
                 <wp:inline xmlns:a="http://schemas.openxmlformats.org/drawingml/2006/main" xmlns:pic="http://schemas.openxmlformats.org/drawingml/2006/picture">
-                  <wp:extent cx="2743200" cy="3897068"/>
-                  <wp:docPr id="5" name="Picture 5"/>
+                  <wp:extent cx="2664000" cy="3741501"/>
+                  <wp:docPr id="6" name="Picture 6"/>
                   <wp:cNvGraphicFramePr>
                     <a:graphicFrameLocks noChangeAspect="1"/>
                   </wp:cNvGraphicFramePr>
@@ -379,11 +563,11 @@
                     <a:graphicData uri="http://schemas.openxmlformats.org/drawingml/2006/picture">
                       <pic:pic>
                         <pic:nvPicPr>
-                          <pic:cNvPr id="0" name="SPPD DUMAI SIAK SPPG NOV (SPM 00483A)_p42_img1.jpeg"/>
+                          <pic:cNvPr id="0" name="photo_5.jpeg"/>
                           <pic:cNvPicPr/>
                         </pic:nvPicPr>
                         <pic:blipFill>
-                          <a:blip r:embed="rId11"/>
+                          <a:blip r:embed="rId14"/>
                           <a:stretch>
                             <a:fillRect/>
                           </a:stretch>
@@ -391,7 +575,7 @@
                         <pic:spPr>
                           <a:xfrm>
                             <a:off x="0" y="0"/>
-                            <a:ext cx="2743200" cy="3897068"/>
+                            <a:ext cx="2664000" cy="3741501"/>
                           </a:xfrm>
                           <a:prstGeom prst="rect"/>
                         </pic:spPr>
@@ -405,18 +589,25 @@
         </w:tc>
         <w:tc>
           <w:tcPr>
-            <w:tcW w:type="dxa" w:w="4320"/>
+            <w:tcW w:type="dxa" w:w="4677"/>
+            <w:vAlign w:val="center"/>
+            <w:tcMar>
+              <w:top w:w="80" w:type="dxa"/>
+              <w:bottom w:w="80" w:type="dxa"/>
+              <w:left w:w="80" w:type="dxa"/>
+              <w:right w:w="80" w:type="dxa"/>
+            </w:tcMar>
           </w:tcPr>
           <w:p>
             <w:pPr>
-              <w:spacing w:before="80" w:after="80"/>
+              <w:spacing w:before="40" w:after="40"/>
               <w:jc w:val="center"/>
             </w:pPr>
             <w:r>
               <w:drawing>
                 <wp:inline xmlns:a="http://schemas.openxmlformats.org/drawingml/2006/main" xmlns:pic="http://schemas.openxmlformats.org/drawingml/2006/picture">
-                  <wp:extent cx="2743200" cy="4268402"/>
-                  <wp:docPr id="6" name="Picture 6"/>
+                  <wp:extent cx="2664000" cy="3777666"/>
+                  <wp:docPr id="7" name="Picture 7"/>
                   <wp:cNvGraphicFramePr>
                     <a:graphicFrameLocks noChangeAspect="1"/>
                   </wp:cNvGraphicFramePr>
@@ -424,11 +615,11 @@
                     <a:graphicData uri="http://schemas.openxmlformats.org/drawingml/2006/picture">
                       <pic:pic>
                         <pic:nvPicPr>
-                          <pic:cNvPr id="0" name="SPPD DUMAI SIAK SPPG NOV (SPM 00483A)_p38_img1.jpeg"/>
+                          <pic:cNvPr id="0" name="photo_6.jpeg"/>
                           <pic:cNvPicPr/>
                         </pic:nvPicPr>
                         <pic:blipFill>
-                          <a:blip r:embed="rId12"/>
+                          <a:blip r:embed="rId15"/>
                           <a:stretch>
                             <a:fillRect/>
                           </a:stretch>
@@ -436,7 +627,7 @@
                         <pic:spPr>
                           <a:xfrm>
                             <a:off x="0" y="0"/>
-                            <a:ext cx="2743200" cy="4268402"/>
+                            <a:ext cx="2664000" cy="3777666"/>
                           </a:xfrm>
                           <a:prstGeom prst="rect"/>
                         </pic:spPr>
@@ -449,45 +640,129 @@
           </w:p>
         </w:tc>
       </w:tr>
+      <w:tr>
+        <w:trPr>
+          <w:cantSplit/>
+        </w:trPr>
+        <w:tc>
+          <w:tcPr>
+            <w:tcW w:type="dxa" w:w="4677"/>
+            <w:vAlign w:val="center"/>
+            <w:tcMar>
+              <w:top w:w="60" w:type="dxa"/>
+              <w:bottom w:w="60" w:type="dxa"/>
+              <w:left w:w="100" w:type="dxa"/>
+              <w:right w:w="100" w:type="dxa"/>
+            </w:tcMar>
+            <w:shd w:fill="F2F4F8"/>
+          </w:tcPr>
+          <w:p>
+            <w:pPr>
+              <w:spacing w:before="0" w:after="0" w:line="276" w:lineRule="auto"/>
+              <w:jc w:val="both"/>
+            </w:pPr>
+            <w:r>
+              <w:rPr>
+                <w:rFonts w:ascii="Arial" w:hAnsi="Arial"/>
+                <w:b/>
+                <w:sz w:val="18"/>
+              </w:rPr>
+              <w:t xml:space="preserve">Dokumentasi 5: </w:t>
+            </w:r>
+            <w:r>
+              <w:rPr>
+                <w:rFonts w:ascii="Arial" w:hAnsi="Arial"/>
+                <w:sz w:val="18"/>
+              </w:rPr>
+              <w:t>Pelaksanaan Monitoring dan Evaluasi Lapangan Pembangunan Gedung SPPG di Kabupaten Kampar dan Kabupaten Siak (November 2025)</w:t>
+            </w:r>
+          </w:p>
+        </w:tc>
+        <w:tc>
+          <w:tcPr>
+            <w:tcW w:type="dxa" w:w="4677"/>
+            <w:vAlign w:val="center"/>
+            <w:tcMar>
+              <w:top w:w="60" w:type="dxa"/>
+              <w:bottom w:w="60" w:type="dxa"/>
+              <w:left w:w="100" w:type="dxa"/>
+              <w:right w:w="100" w:type="dxa"/>
+            </w:tcMar>
+            <w:shd w:fill="F2F4F8"/>
+          </w:tcPr>
+          <w:p>
+            <w:pPr>
+              <w:spacing w:before="0" w:after="0" w:line="276" w:lineRule="auto"/>
+              <w:jc w:val="both"/>
+            </w:pPr>
+            <w:r>
+              <w:rPr>
+                <w:rFonts w:ascii="Arial" w:hAnsi="Arial"/>
+                <w:b/>
+                <w:sz w:val="18"/>
+              </w:rPr>
+              <w:t xml:space="preserve">Dokumentasi 6: </w:t>
+            </w:r>
+            <w:r>
+              <w:rPr>
+                <w:rFonts w:ascii="Arial" w:hAnsi="Arial"/>
+                <w:sz w:val="18"/>
+              </w:rPr>
+              <w:t>Pemeriksaan Kemajuan Pekerjaan Fisik dan Koordinasi Teknis Lapangan Tim Pelaksana Swakelola Satker PPS Riau</w:t>
+            </w:r>
+          </w:p>
+        </w:tc>
+      </w:tr>
     </w:tbl>
     <w:p>
       <w:pPr>
-        <w:spacing w:before="200" w:after="80"/>
+        <w:spacing w:before="0" w:after="120"/>
       </w:pPr>
-      <w:r>
-        <w:rPr>
-          <w:rFonts w:ascii="Arial" w:hAnsi="Arial"/>
-          <w:b/>
-          <w:sz w:val="20"/>
-        </w:rPr>
-        <w:t>• Rapat Koordinasi Teknis Kebijakan Pembangunan SPPG ke Kementerian PU di Jakarta</w:t>
-      </w:r>
     </w:p>
     <w:tbl>
       <w:tblPr>
         <w:tblW w:type="auto" w:w="0"/>
         <w:jc w:val="center"/>
+        <w:tblLayout w:type="fixed"/>
         <w:tblLook w:firstColumn="1" w:firstRow="1" w:lastColumn="0" w:lastRow="0" w:noHBand="0" w:noVBand="1" w:val="04A0"/>
+        <w:tblBorders>
+          <w:top w:val="single" w:sz="4" w:space="0" w:color="444444"/>
+          <w:left w:val="single" w:sz="4" w:space="0" w:color="444444"/>
+          <w:bottom w:val="single" w:sz="4" w:space="0" w:color="444444"/>
+          <w:right w:val="single" w:sz="4" w:space="0" w:color="444444"/>
+          <w:insideH w:val="single" w:sz="4" w:space="0" w:color="444444"/>
+          <w:insideV w:val="single" w:sz="4" w:space="0" w:color="444444"/>
+        </w:tblBorders>
       </w:tblPr>
       <w:tblGrid>
-        <w:gridCol w:w="4320"/>
-        <w:gridCol w:w="4320"/>
+        <w:gridCol w:w="4677"/>
+        <w:gridCol w:w="4677"/>
       </w:tblGrid>
       <w:tr>
+        <w:trPr>
+          <w:cantSplit/>
+        </w:trPr>
         <w:tc>
           <w:tcPr>
-            <w:tcW w:type="dxa" w:w="4320"/>
+            <w:tcW w:type="dxa" w:w="4677"/>
+            <w:vAlign w:val="center"/>
+            <w:tcMar>
+              <w:top w:w="80" w:type="dxa"/>
+              <w:bottom w:w="80" w:type="dxa"/>
+              <w:left w:w="80" w:type="dxa"/>
+              <w:right w:w="80" w:type="dxa"/>
+            </w:tcMar>
           </w:tcPr>
           <w:p>
             <w:pPr>
-              <w:spacing w:before="80" w:after="80"/>
+              <w:spacing w:before="40" w:after="40"/>
               <w:jc w:val="center"/>
             </w:pPr>
             <w:r>
               <w:drawing>
                 <wp:inline xmlns:a="http://schemas.openxmlformats.org/drawingml/2006/main" xmlns:pic="http://schemas.openxmlformats.org/drawingml/2006/picture">
-                  <wp:extent cx="2743200" cy="3852735"/>
-                  <wp:docPr id="7" name="Picture 7"/>
+                  <wp:extent cx="2664000" cy="3766123"/>
+                  <wp:docPr id="8" name="Picture 8"/>
                   <wp:cNvGraphicFramePr>
                     <a:graphicFrameLocks noChangeAspect="1"/>
                   </wp:cNvGraphicFramePr>
@@ -495,11 +770,11 @@
                     <a:graphicData uri="http://schemas.openxmlformats.org/drawingml/2006/picture">
                       <pic:pic>
                         <pic:nvPicPr>
-                          <pic:cNvPr id="0" name="SPPD JAKARTA NOVEMBER (SPM 00485A)_p5_img1.jpeg"/>
+                          <pic:cNvPr id="0" name="photo_7.jpeg"/>
                           <pic:cNvPicPr/>
                         </pic:nvPicPr>
                         <pic:blipFill>
-                          <a:blip r:embed="rId13"/>
+                          <a:blip r:embed="rId16"/>
                           <a:stretch>
                             <a:fillRect/>
                           </a:stretch>
@@ -507,7 +782,7 @@
                         <pic:spPr>
                           <a:xfrm>
                             <a:off x="0" y="0"/>
-                            <a:ext cx="2743200" cy="3852735"/>
+                            <a:ext cx="2664000" cy="3766123"/>
                           </a:xfrm>
                           <a:prstGeom prst="rect"/>
                         </pic:spPr>
@@ -521,18 +796,25 @@
         </w:tc>
         <w:tc>
           <w:tcPr>
-            <w:tcW w:type="dxa" w:w="4320"/>
+            <w:tcW w:type="dxa" w:w="4677"/>
+            <w:vAlign w:val="center"/>
+            <w:tcMar>
+              <w:top w:w="80" w:type="dxa"/>
+              <w:bottom w:w="80" w:type="dxa"/>
+              <w:left w:w="80" w:type="dxa"/>
+              <w:right w:w="80" w:type="dxa"/>
+            </w:tcMar>
           </w:tcPr>
           <w:p>
             <w:pPr>
-              <w:spacing w:before="80" w:after="80"/>
+              <w:spacing w:before="40" w:after="40"/>
               <w:jc w:val="center"/>
             </w:pPr>
             <w:r>
               <w:drawing>
                 <wp:inline xmlns:a="http://schemas.openxmlformats.org/drawingml/2006/main" xmlns:pic="http://schemas.openxmlformats.org/drawingml/2006/picture">
-                  <wp:extent cx="2743200" cy="3889975"/>
-                  <wp:docPr id="8" name="Picture 8"/>
+                  <wp:extent cx="2664000" cy="3766123"/>
+                  <wp:docPr id="9" name="Picture 9"/>
                   <wp:cNvGraphicFramePr>
                     <a:graphicFrameLocks noChangeAspect="1"/>
                   </wp:cNvGraphicFramePr>
@@ -540,11 +822,11 @@
                     <a:graphicData uri="http://schemas.openxmlformats.org/drawingml/2006/picture">
                       <pic:pic>
                         <pic:nvPicPr>
-                          <pic:cNvPr id="0" name="SPPD JAKARTA NOVEMBER (SPM 00449A)_p22_img1.jpeg"/>
+                          <pic:cNvPr id="0" name="photo_8.jpeg"/>
                           <pic:cNvPicPr/>
                         </pic:nvPicPr>
                         <pic:blipFill>
-                          <a:blip r:embed="rId14"/>
+                          <a:blip r:embed="rId17"/>
                           <a:stretch>
                             <a:fillRect/>
                           </a:stretch>
@@ -552,7 +834,7 @@
                         <pic:spPr>
                           <a:xfrm>
                             <a:off x="0" y="0"/>
-                            <a:ext cx="2743200" cy="3889975"/>
+                            <a:ext cx="2664000" cy="3766123"/>
                           </a:xfrm>
                           <a:prstGeom prst="rect"/>
                         </pic:spPr>
@@ -565,118 +847,75 @@
           </w:p>
         </w:tc>
       </w:tr>
-    </w:tbl>
-    <w:p>
-      <w:pPr>
-        <w:spacing w:before="200" w:after="80"/>
-      </w:pPr>
-      <w:r>
-        <w:rPr>
-          <w:rFonts w:ascii="Arial" w:hAnsi="Arial"/>
-          <w:b/>
-          <w:sz w:val="20"/>
-        </w:rPr>
-        <w:t>• Koordinasi Pembahasan Teknis Sarana Prasarana Wilayah di Medan</w:t>
-      </w:r>
-    </w:p>
-    <w:tbl>
-      <w:tblPr>
-        <w:tblW w:type="auto" w:w="0"/>
-        <w:jc w:val="center"/>
-        <w:tblLook w:firstColumn="1" w:firstRow="1" w:lastColumn="0" w:lastRow="0" w:noHBand="0" w:noVBand="1" w:val="04A0"/>
-      </w:tblPr>
-      <w:tblGrid>
-        <w:gridCol w:w="4320"/>
-        <w:gridCol w:w="4320"/>
-      </w:tblGrid>
       <w:tr>
+        <w:trPr>
+          <w:cantSplit/>
+        </w:trPr>
         <w:tc>
           <w:tcPr>
-            <w:tcW w:type="dxa" w:w="4320"/>
+            <w:tcW w:type="dxa" w:w="4677"/>
+            <w:vAlign w:val="center"/>
+            <w:tcMar>
+              <w:top w:w="60" w:type="dxa"/>
+              <w:bottom w:w="60" w:type="dxa"/>
+              <w:left w:w="100" w:type="dxa"/>
+              <w:right w:w="100" w:type="dxa"/>
+            </w:tcMar>
+            <w:shd w:fill="F2F4F8"/>
           </w:tcPr>
           <w:p>
             <w:pPr>
-              <w:spacing w:before="80" w:after="80"/>
-              <w:jc w:val="center"/>
+              <w:spacing w:before="0" w:after="0" w:line="276" w:lineRule="auto"/>
+              <w:jc w:val="both"/>
             </w:pPr>
             <w:r>
-              <w:drawing>
-                <wp:inline xmlns:a="http://schemas.openxmlformats.org/drawingml/2006/main" xmlns:pic="http://schemas.openxmlformats.org/drawingml/2006/picture">
-                  <wp:extent cx="2743200" cy="3878088"/>
-                  <wp:docPr id="9" name="Picture 9"/>
-                  <wp:cNvGraphicFramePr>
-                    <a:graphicFrameLocks noChangeAspect="1"/>
-                  </wp:cNvGraphicFramePr>
-                  <a:graphic>
-                    <a:graphicData uri="http://schemas.openxmlformats.org/drawingml/2006/picture">
-                      <pic:pic>
-                        <pic:nvPicPr>
-                          <pic:cNvPr id="0" name="SPPD MEDAN DESEMBER (SPM 00535A) OK_p37_img1.jpeg"/>
-                          <pic:cNvPicPr/>
-                        </pic:nvPicPr>
-                        <pic:blipFill>
-                          <a:blip r:embed="rId15"/>
-                          <a:stretch>
-                            <a:fillRect/>
-                          </a:stretch>
-                        </pic:blipFill>
-                        <pic:spPr>
-                          <a:xfrm>
-                            <a:off x="0" y="0"/>
-                            <a:ext cx="2743200" cy="3878088"/>
-                          </a:xfrm>
-                          <a:prstGeom prst="rect"/>
-                        </pic:spPr>
-                      </pic:pic>
-                    </a:graphicData>
-                  </a:graphic>
-                </wp:inline>
-              </w:drawing>
+              <w:rPr>
+                <w:rFonts w:ascii="Arial" w:hAnsi="Arial"/>
+                <w:b/>
+                <w:sz w:val="18"/>
+              </w:rPr>
+              <w:t xml:space="preserve">Dokumentasi 7: </w:t>
+            </w:r>
+            <w:r>
+              <w:rPr>
+                <w:rFonts w:ascii="Arial" w:hAnsi="Arial"/>
+                <w:sz w:val="18"/>
+              </w:rPr>
+              <w:t>Monitoring Lanjutan dan Pengawasan Teknis Pelaksanaan Pembangunan Gedung SPPG di Kota Dumai (November 2025)</w:t>
             </w:r>
           </w:p>
         </w:tc>
         <w:tc>
           <w:tcPr>
-            <w:tcW w:type="dxa" w:w="4320"/>
+            <w:tcW w:type="dxa" w:w="4677"/>
+            <w:vAlign w:val="center"/>
+            <w:tcMar>
+              <w:top w:w="60" w:type="dxa"/>
+              <w:bottom w:w="60" w:type="dxa"/>
+              <w:left w:w="100" w:type="dxa"/>
+              <w:right w:w="100" w:type="dxa"/>
+            </w:tcMar>
+            <w:shd w:fill="F2F4F8"/>
           </w:tcPr>
           <w:p>
             <w:pPr>
-              <w:spacing w:before="80" w:after="80"/>
-              <w:jc w:val="center"/>
+              <w:spacing w:before="0" w:after="0" w:line="276" w:lineRule="auto"/>
+              <w:jc w:val="both"/>
             </w:pPr>
             <w:r>
-              <w:drawing>
-                <wp:inline xmlns:a="http://schemas.openxmlformats.org/drawingml/2006/main" xmlns:pic="http://schemas.openxmlformats.org/drawingml/2006/picture">
-                  <wp:extent cx="2743200" cy="3878088"/>
-                  <wp:docPr id="10" name="Picture 10"/>
-                  <wp:cNvGraphicFramePr>
-                    <a:graphicFrameLocks noChangeAspect="1"/>
-                  </wp:cNvGraphicFramePr>
-                  <a:graphic>
-                    <a:graphicData uri="http://schemas.openxmlformats.org/drawingml/2006/picture">
-                      <pic:pic>
-                        <pic:nvPicPr>
-                          <pic:cNvPr id="0" name="SPPD MEDAN DESEMBER (SPM 00535A) OK_p23_img1.jpeg"/>
-                          <pic:cNvPicPr/>
-                        </pic:nvPicPr>
-                        <pic:blipFill>
-                          <a:blip r:embed="rId16"/>
-                          <a:stretch>
-                            <a:fillRect/>
-                          </a:stretch>
-                        </pic:blipFill>
-                        <pic:spPr>
-                          <a:xfrm>
-                            <a:off x="0" y="0"/>
-                            <a:ext cx="2743200" cy="3878088"/>
-                          </a:xfrm>
-                          <a:prstGeom prst="rect"/>
-                        </pic:spPr>
-                      </pic:pic>
-                    </a:graphicData>
-                  </a:graphic>
-                </wp:inline>
-              </w:drawing>
+              <w:rPr>
+                <w:rFonts w:ascii="Arial" w:hAnsi="Arial"/>
+                <w:b/>
+                <w:sz w:val="18"/>
+              </w:rPr>
+              <w:t xml:space="preserve">Dokumentasi 8: </w:t>
+            </w:r>
+            <w:r>
+              <w:rPr>
+                <w:rFonts w:ascii="Arial" w:hAnsi="Arial"/>
+                <w:sz w:val="18"/>
+              </w:rPr>
+              <w:t>Evaluasi Akhir Lapangan dan Verifikasi Kelengkapan Administrasi Teknis Pembangunan Gedung SPPG Provinsi Riau (Desember 2025)</w:t>
             </w:r>
           </w:p>
         </w:tc>
@@ -684,121 +923,91 @@
     </w:tbl>
     <w:p>
       <w:pPr>
-        <w:spacing w:before="280" w:after="80"/>
-        <w:jc w:val="right"/>
+        <w:spacing w:before="0" w:after="120"/>
       </w:pPr>
-      <w:r>
-        <w:rPr>
-          <w:rFonts w:ascii="Arial" w:hAnsi="Arial"/>
-          <w:sz w:val="20"/>
-        </w:rPr>
-        <w:t>Pekanbaru, 18 Desember 2025</w:t>
-      </w:r>
     </w:p>
     <w:tbl>
       <w:tblPr>
         <w:tblW w:type="auto" w:w="0"/>
         <w:jc w:val="center"/>
+        <w:tblLayout w:type="fixed"/>
         <w:tblLook w:firstColumn="1" w:firstRow="1" w:lastColumn="0" w:lastRow="0" w:noHBand="0" w:noVBand="1" w:val="04A0"/>
+        <w:tblBorders>
+          <w:top w:val="none" w:sz="0" w:space="0" w:color="auto"/>
+          <w:left w:val="none" w:sz="0" w:space="0" w:color="auto"/>
+          <w:bottom w:val="none" w:sz="0" w:space="0" w:color="auto"/>
+          <w:right w:val="none" w:sz="0" w:space="0" w:color="auto"/>
+          <w:insideH w:val="none" w:sz="0" w:space="0" w:color="auto"/>
+          <w:insideV w:val="none" w:sz="0" w:space="0" w:color="auto"/>
+        </w:tblBorders>
       </w:tblPr>
       <w:tblGrid>
-        <w:gridCol w:w="4608"/>
-        <w:gridCol w:w="4608"/>
+        <w:gridCol w:w="4677"/>
+        <w:gridCol w:w="4677"/>
       </w:tblGrid>
       <w:tr>
+        <w:trPr>
+          <w:cantSplit/>
+        </w:trPr>
         <w:tc>
           <w:tcPr>
-            <w:tcW w:type="dxa" w:w="4320"/>
+            <w:tcW w:type="dxa" w:w="4819"/>
+          </w:tcPr>
+          <w:p/>
+        </w:tc>
+        <w:tc>
+          <w:tcPr>
+            <w:tcW w:type="dxa" w:w="4535"/>
           </w:tcPr>
           <w:p>
             <w:pPr>
-              <w:jc w:val="center"/>
+              <w:spacing w:before="160" w:after="0" w:line="276" w:lineRule="auto"/>
+              <w:jc w:val="left"/>
             </w:pPr>
             <w:r>
               <w:rPr>
                 <w:rFonts w:ascii="Arial" w:hAnsi="Arial"/>
-                <w:b/>
-                <w:sz w:val="20"/>
+                <w:sz w:val="21"/>
               </w:rPr>
-              <w:t>Ketua Tim Pelaksana</w:t>
+              <w:t>Pekanbaru, 18 Desember 2025</w:t>
+              <w:br/>
             </w:r>
-          </w:p>
-        </w:tc>
-        <w:tc>
-          <w:tcPr>
-            <w:tcW w:type="dxa" w:w="4320"/>
-          </w:tcPr>
-          <w:p>
-            <w:pPr>
-              <w:jc w:val="center"/>
-            </w:pPr>
             <w:r>
               <w:rPr>
                 <w:rFonts w:ascii="Arial" w:hAnsi="Arial"/>
                 <w:b/>
-                <w:sz w:val="20"/>
+                <w:sz w:val="21"/>
               </w:rPr>
-              <w:t>Pejabat Pembuat Komitmen</w:t>
+              <w:t>Ketua Tim Pelaksana Swakelola,</w:t>
               <w:br/>
-              <w:t>Pelaksanaan Prasarana Strategis</w:t>
+              <w:br/>
+              <w:br/>
+              <w:br/>
             </w:r>
-          </w:p>
-        </w:tc>
-      </w:tr>
-      <w:tr>
-        <w:tc>
-          <w:tcPr>
-            <w:tcW w:type="dxa" w:w="4320"/>
-          </w:tcPr>
-          <w:p>
-            <w:pPr>
-              <w:jc w:val="center"/>
-            </w:pPr>
             <w:r>
               <w:rPr>
                 <w:rFonts w:ascii="Arial" w:hAnsi="Arial"/>
                 <w:b/>
-                <w:sz w:val="20"/>
+                <w:sz w:val="21"/>
+                <w:u w:val="single"/>
               </w:rPr>
-              <w:br/>
-              <w:br/>
-              <w:br/>
-              <w:br/>
               <w:t>Junaidi</w:t>
               <w:br/>
-              <w:t>NIP. 19740704 200701 1 002</w:t>
             </w:r>
-          </w:p>
-        </w:tc>
-        <w:tc>
-          <w:tcPr>
-            <w:tcW w:type="dxa" w:w="4320"/>
-          </w:tcPr>
-          <w:p>
-            <w:pPr>
-              <w:jc w:val="center"/>
-            </w:pPr>
             <w:r>
               <w:rPr>
                 <w:rFonts w:ascii="Arial" w:hAnsi="Arial"/>
-                <w:b/>
-                <w:sz w:val="20"/>
+                <w:sz w:val="21"/>
               </w:rPr>
-              <w:br/>
-              <w:br/>
-              <w:br/>
-              <w:br/>
-              <w:t>Nurhidayat Nugroho, S.Ars.</w:t>
-              <w:br/>
-              <w:t>NIP. 19901221 201802 1 001</w:t>
+              <w:t>NIP. 19740704 200701 1 002</w:t>
             </w:r>
           </w:p>
         </w:tc>
       </w:tr>
     </w:tbl>
     <w:sectPr>
-      <w:pgSz w:w="12240" w:h="15840"/>
-      <w:pgMar w:top="1440" w:right="1800" w:bottom="1440" w:left="1800" w:header="720" w:footer="720" w:gutter="0"/>
+      <w:pgSz w:w="11906" w:h="16838"/>
+      <w:pgMar w:top="1020" w:right="1276" w:bottom="1134" w:left="1276" w:header="720" w:footer="720" w:gutter="0"/>
       <w:cols w:space="720"/>
       <w:docGrid w:linePitch="360"/>
     </w:sectPr>
@@ -1169,6 +1378,14 @@
     <w:name w:val="Normal"/>
     <w:qFormat/>
     <w:rsid w:val="00FC693F"/>
+    <w:pPr>
+      <w:spacing w:line="288" w:lineRule="auto" w:after="80"/>
+    </w:pPr>
+    <w:rPr>
+      <w:rFonts w:ascii="Arial" w:hAnsi="Arial"/>
+      <w:color w:val="000000"/>
+      <w:sz w:val="21"/>
+    </w:rPr>
   </w:style>
   <w:style w:type="paragraph" w:styleId="Header">
     <w:name w:val="header"/>
